--- a/generated_documents/제품설명회_결과보고서_20251003_14_00.docx
+++ b/generated_documents/제품설명회_결과보고서_20251003_14_00.docx
@@ -82,7 +82,7 @@
           </w:tcPr>
           <w:p>
             <w:r>
-              <w:t>참석</w:t>
+              <w:t>불참</w:t>
             </w:r>
           </w:p>
         </w:tc>
@@ -130,7 +130,7 @@
           </w:tcPr>
           <w:p>
             <w:r>
-              <w:t>서울 영등포구 여의대로 56 강당</w:t>
+              <w:t>서울 마포구 월드컵북로 21 대회의실</w:t>
             </w:r>
           </w:p>
         </w:tc>
@@ -155,7 +155,7 @@
           </w:tcPr>
           <w:p>
             <w:r>
-              <w:t>신약 알파정</w:t>
+              <w:t>항암제 베타주</w:t>
             </w:r>
           </w:p>
         </w:tc>
@@ -178,7 +178,7 @@
           </w:tcPr>
           <w:p>
             <w:r>
-              <w:t>38명</w:t>
+              <w:t>29명</w:t>
             </w:r>
           </w:p>
         </w:tc>
